--- a/vista-fellowship/public/docs/CNG_Fellowship_Proposal_v6.docx
+++ b/vista-fellowship/public/docs/CNG_Fellowship_Proposal_v6.docx
@@ -9786,7 +9786,7 @@
                 <w:sz w:val="24"/>
                 <w:szCs w:val="24"/>
               </w:rPr>
-              <w:t xml:space="preserve">6 High School teachers  ·  Deliberately diverse: AI literacy spectrum, discipline, LC specialist, local and international faculty  ·  One existing assessment audited and iteratively redesigned  ·  Two PLC sessions  ·  One VSR cycle per teacher  ·  Individual written feedback at each iteration  ·  June Showcase and AI Task Force Handoff Package</w:t>
+              <w:t xml:space="preserve">6 High School teachers  ·  Deliberately diverse: AI literacy spectrum, discipline, LC specialist, local and international faculty  ·  One existing assessment audited and iteratively redesigned  ·  Monthly PLC sessions (10 sessions, September–June)  ·  One VSR cycle per teacher  ·  Individual written feedback at each iteration  ·  June Showcase and AI Task Force Handoff Package</w:t>
             </w:r>
           </w:p>
         </w:tc>
@@ -26882,7 +26882,7 @@
           <w:sz w:val="24"/>
           <w:szCs w:val="24"/>
         </w:rPr>
-        <w:t xml:space="preserve">The fellowship works with six High School teachers in three pairs across one year. Pairs are intentional: two experienced AI integrators, two teachers developing their practice, and two skeptical or resistant teachers paired together where they can voice concerns and challenge assumptions without pressure. Each teacher picks one existing assessment, audits it, redesigns it, teaches it, collects student reasoning evidence, and revises. Cajina provides written feedback at each iteration. Two monthly lunch PLC sessions (1 hour each). One VSR session per cycle (two total). One VSR cycle. Under 9 hours across 11 months.</w:t>
+        <w:t xml:space="preserve">The fellowship works with six High School teachers in three pairs across one year. Pairs are intentional: two experienced AI integrators, two teachers developing their practice, and two skeptical or resistant teachers paired together where they can voice concerns and challenge assumptions without pressure. Each teacher picks one existing assessment, audits it, redesigns it, teaches it, collects student reasoning evidence, and revises. Cajina provides written feedback at each iteration. Monthly lunch PLC sessions (1 hour each, one per month — September through June, 10 sessions total). One VSR session per cycle (two total). One VSR cycle. Under 9 hours across 11 months.</w:t>
       </w:r>
     </w:p>
     <w:p>
